--- a/docs/submissions/TUGAS_11_PROJECT_BASED_3.docx
+++ b/docs/submissions/TUGAS_11_PROJECT_BASED_3.docx
@@ -27,7 +27,7 @@
         <w:t>Mata Kuliah:</w:t>
       </w:r>
       <w:r>
-        <w:t xml:space="preserve"> Game Development</w:t>
+        <w:t xml:space="preserve"> CIE 725 - Game Development</w:t>
       </w:r>
     </w:p>
     <w:p>
@@ -66,10 +66,48 @@
         <w:rPr>
           <w:b/>
         </w:rPr>
-        <w:t>Tim Pengembang:</w:t>
+        <w:t>Dosen Pengampu:</w:t>
       </w:r>
       <w:r>
-        <w:t xml:space="preserve"> Kelompok Game Development</w:t>
+        <w:t xml:space="preserve"> 7174 - Ir. Sawali Wahyu, S.Kom., M.Kom</w:t>
+      </w:r>
+    </w:p>
+    <w:p>
+      <w:pPr>
+        <w:spacing w:after="80" w:line="276" w:lineRule="auto"/>
+      </w:pPr>
+      <w:r>
+        <w:rPr>
+          <w:b/>
+        </w:rPr>
+        <w:t>Tim Pengembang (Kelompok 9):</w:t>
+      </w:r>
+    </w:p>
+    <w:p>
+      <w:pPr>
+        <w:pStyle w:val="ListBullet"/>
+        <w:spacing w:before="20" w:after="40" w:line="276" w:lineRule="auto"/>
+      </w:pPr>
+      <w:r>
+        <w:t>20230801245 — Galih Adhi Kusuma (Lead Programmer)</w:t>
+      </w:r>
+    </w:p>
+    <w:p>
+      <w:pPr>
+        <w:pStyle w:val="ListBullet"/>
+        <w:spacing w:before="20" w:after="40" w:line="276" w:lineRule="auto"/>
+      </w:pPr>
+      <w:r>
+        <w:t>20230801438 — Firschanya Alula R. (Art Director &amp; Narrative)</w:t>
+      </w:r>
+    </w:p>
+    <w:p>
+      <w:pPr>
+        <w:pStyle w:val="ListBullet"/>
+        <w:spacing w:before="20" w:after="40" w:line="276" w:lineRule="auto"/>
+      </w:pPr>
+      <w:r>
+        <w:t>20230801205 — Defanda Yeremia C. R. (System Analyst &amp; QA)</w:t>
       </w:r>
     </w:p>
     <w:p>
@@ -85,6 +123,11 @@
       <w:r>
         <w:t xml:space="preserve"> 100% SELESAI (Versi Build Demo Playable - Stage 1 Red Region)</w:t>
       </w:r>
+    </w:p>
+    <w:p>
+      <w:pPr>
+        <w:spacing w:before="40" w:after="40"/>
+      </w:pPr>
     </w:p>
     <w:p>
       <w:pPr>
@@ -105,7 +148,16 @@
         <w:spacing w:after="80" w:line="276" w:lineRule="auto"/>
       </w:pPr>
       <w:r>
-        <w:t xml:space="preserve">Aplikasi game Life on Land telah </w:t>
+        <w:t xml:space="preserve">Aplikasi game </w:t>
+      </w:r>
+      <w:r>
+        <w:rPr>
+          <w:i/>
+        </w:rPr>
+        <w:t>Life on Land</w:t>
+      </w:r>
+      <w:r>
+        <w:t xml:space="preserve"> telah </w:t>
       </w:r>
       <w:r>
         <w:rPr>
@@ -125,6 +177,11 @@
       <w:r>
         <w:t xml:space="preserve"> sebagai inti permainan simulator restorasi ekosistem. Seluruh fitur utama (pergerakan top-down, hotbar 6 slot, purifikasi 2 tahap, siklus kelembapan tanah, FSM pertumbuhan tanaman, dialog NPC Maliz, sistem O2 &amp; stamina, hingga integrasi database/PlayFab 100%) telah diimplementasikan sepenuhnya dan berfungsi 100% tanpa bug.</w:t>
       </w:r>
+    </w:p>
+    <w:p>
+      <w:pPr>
+        <w:spacing w:before="40" w:after="40"/>
+      </w:pPr>
     </w:p>
     <w:p>
       <w:pPr>
@@ -166,7 +223,25 @@
         <w:t>Step 1 (Shovel/Sekop):</w:t>
       </w:r>
       <w:r>
-        <w:t xml:space="preserve"> Pemain menunjuk ubin terbakar gersang (corrupted burnt tile) dan menggunakan sekop (Hotbar 1). Ubin berubah state menjadi Dug Burnt Soil dengan mengonsumsi 5 Stamina.</w:t>
+        <w:t xml:space="preserve"> Pemain menunjuk ubin terbakar gersang (</w:t>
+      </w:r>
+      <w:r>
+        <w:rPr>
+          <w:i/>
+        </w:rPr>
+        <w:t>corrupted burnt tile</w:t>
+      </w:r>
+      <w:r>
+        <w:t xml:space="preserve">) dan menggunakan sekop (Hotbar 1). Ubin berubah state menjadi </w:t>
+      </w:r>
+      <w:r>
+        <w:rPr>
+          <w:i/>
+        </w:rPr>
+        <w:t>Dug Burnt Soil</w:t>
+      </w:r>
+      <w:r>
+        <w:t xml:space="preserve"> dengan mengonsumsi 5 Stamina.</w:t>
       </w:r>
     </w:p>
     <w:p>
@@ -181,7 +256,25 @@
         <w:t>Step 2 (Watering Can/Gembor Air):</w:t>
       </w:r>
       <w:r>
-        <w:t xml:space="preserve"> Pemain menyiramkan air dari stok inventaris ke ubin Dug Burnt Soil (Hotbar 2). Ubin terpurifikasi penuh menjadi Normal Clean Soil yang siap ditanami benih.</w:t>
+        <w:t xml:space="preserve"> Pemain menyiramkan air dari stok inventaris ke ubin </w:t>
+      </w:r>
+      <w:r>
+        <w:rPr>
+          <w:i/>
+        </w:rPr>
+        <w:t>Dug Burnt Soil</w:t>
+      </w:r>
+      <w:r>
+        <w:t xml:space="preserve"> (Hotbar 2). Ubin terpurifikasi penuh menjadi </w:t>
+      </w:r>
+      <w:r>
+        <w:rPr>
+          <w:i/>
+        </w:rPr>
+        <w:t>Normal Clean Soil</w:t>
+      </w:r>
+      <w:r>
+        <w:t xml:space="preserve"> yang siap ditanami benih.</w:t>
       </w:r>
     </w:p>
     <w:p>
@@ -225,7 +318,16 @@
         <w:t>FSM Pertumbuhan Tanaman:</w:t>
       </w:r>
       <w:r>
-        <w:t xml:space="preserve"> Tanaman Semak Gurun (Desert Shrub - Tipe B) memiliki 4 state pertumbuhan: </w:t>
+        <w:t xml:space="preserve"> Tanaman Semak Gurun (</w:t>
+      </w:r>
+      <w:r>
+        <w:rPr>
+          <w:i/>
+        </w:rPr>
+        <w:t>Desert Shrub</w:t>
+      </w:r>
+      <w:r>
+        <w:t xml:space="preserve"> - Tipe B) memiliki 4 state pertumbuhan: </w:t>
       </w:r>
       <w:r>
         <w:rPr>
@@ -284,7 +386,25 @@
         <w:t>Fitur Revive Tanaman Layu:</w:t>
       </w:r>
       <w:r>
-        <w:t xml:space="preserve"> Tanaman yang layu (Withered) akibat kehabisan air tidak mati permanen. Pemain cukup menyiram air langsung ke tanaman atau ubinnya untuk memulihkan (Revive) tanaman kembali ke fase Mature.</w:t>
+        <w:t xml:space="preserve"> Tanaman yang layu (</w:t>
+      </w:r>
+      <w:r>
+        <w:rPr>
+          <w:i/>
+        </w:rPr>
+        <w:t>Withered</w:t>
+      </w:r>
+      <w:r>
+        <w:t>) akibat kehabisan air tidak mati permanen. Pemain cukup menyiram air langsung ke tanaman atau ubinnya untuk memulihkan (</w:t>
+      </w:r>
+      <w:r>
+        <w:rPr>
+          <w:i/>
+        </w:rPr>
+        <w:t>Revive</w:t>
+      </w:r>
+      <w:r>
+        <w:t>) tanaman kembali ke fase Mature.</w:t>
       </w:r>
     </w:p>
     <w:p>
@@ -387,7 +507,25 @@
         <w:t>Quest Pengambilan Air (Mini-Quest):</w:t>
       </w:r>
       <w:r>
-        <w:t xml:space="preserve"> Maliz meminta pemain mengambil 10 unit air dari kolam air dalam (Deep Pond). Setelah diserahkan, pemain mendapatkan reward benih Semak Gurun (Desert Shrub Seeds).</w:t>
+        <w:t xml:space="preserve"> Maliz meminta pemain mengambil 10 unit air dari kolam air dalam (</w:t>
+      </w:r>
+      <w:r>
+        <w:rPr>
+          <w:i/>
+        </w:rPr>
+        <w:t>Deep Pond</w:t>
+      </w:r>
+      <w:r>
+        <w:t>). Setelah diserahkan, pemain mendapatkan reward benih Semak Gurun (</w:t>
+      </w:r>
+      <w:r>
+        <w:rPr>
+          <w:i/>
+        </w:rPr>
+        <w:t>Desert Shrub Seeds</w:t>
+      </w:r>
+      <w:r>
+        <w:t>).</w:t>
       </w:r>
     </w:p>
     <w:p>
@@ -466,6 +604,11 @@
     </w:p>
     <w:p>
       <w:pPr>
+        <w:spacing w:before="40" w:after="40"/>
+      </w:pPr>
+    </w:p>
+    <w:p>
+      <w:pPr>
         <w:pStyle w:val="Heading2"/>
         <w:spacing w:before="240" w:after="80"/>
       </w:pPr>
@@ -483,7 +626,16 @@
         <w:spacing w:after="80" w:line="276" w:lineRule="auto"/>
       </w:pPr>
       <w:r>
-        <w:t xml:space="preserve">Pengembangan game Life on Land (Versi Demo) diintegrasikan 100% dengan </w:t>
+        <w:t xml:space="preserve">Pengembangan game </w:t>
+      </w:r>
+      <w:r>
+        <w:rPr>
+          <w:i/>
+        </w:rPr>
+        <w:t>Life on Land</w:t>
+      </w:r>
+      <w:r>
+        <w:t xml:space="preserve"> (Versi Demo) diintegrasikan 100% dengan </w:t>
       </w:r>
       <w:r>
         <w:rPr>
@@ -657,7 +809,7 @@
         <w:t>PlayFab Cloud Save (Title Data &amp; User Progress):</w:t>
       </w:r>
       <w:r>
-        <w:t xml:space="preserve"> Menyimpaan status ubin, inventaris air, dan progress quest Maliz ke cloud PlayFab secara otomatis.</w:t>
+        <w:t xml:space="preserve"> Menyimpan status ubin, inventaris air, dan progress quest Maliz ke cloud PlayFab secara otomatis.</w:t>
       </w:r>
     </w:p>
     <w:p>
@@ -684,7 +836,16 @@
         <w:spacing w:before="20" w:after="40" w:line="276" w:lineRule="auto"/>
       </w:pPr>
       <w:r>
-        <w:t>Pencapaian First Steps (Menyiram ubin terbakar pertama kali).</w:t>
+        <w:t xml:space="preserve">Pencapaian </w:t>
+      </w:r>
+      <w:r>
+        <w:rPr>
+          <w:i/>
+        </w:rPr>
+        <w:t>First Steps</w:t>
+      </w:r>
+      <w:r>
+        <w:t xml:space="preserve"> (Menyiram ubin terbakar pertama kali).</w:t>
       </w:r>
     </w:p>
     <w:p>
@@ -693,7 +854,16 @@
         <w:spacing w:before="20" w:after="40" w:line="276" w:lineRule="auto"/>
       </w:pPr>
       <w:r>
-        <w:t>Pencapaian Water Bearer (Menyerahkan 10 unit air ke Maliz).</w:t>
+        <w:t xml:space="preserve">Pencapaian </w:t>
+      </w:r>
+      <w:r>
+        <w:rPr>
+          <w:i/>
+        </w:rPr>
+        <w:t>Water Bearer</w:t>
+      </w:r>
+      <w:r>
+        <w:t xml:space="preserve"> (Menyerahkan 10 unit air ke Maliz).</w:t>
       </w:r>
     </w:p>
     <w:p>
@@ -702,7 +872,16 @@
         <w:spacing w:before="20" w:after="40" w:line="276" w:lineRule="auto"/>
       </w:pPr>
       <w:r>
-        <w:t>Pencapaian Green Oasis (Mencapai O2 50.0% dan memulihkan Red Region).</w:t>
+        <w:t xml:space="preserve">Pencapaian </w:t>
+      </w:r>
+      <w:r>
+        <w:rPr>
+          <w:i/>
+        </w:rPr>
+        <w:t>Green Oasis</w:t>
+      </w:r>
+      <w:r>
+        <w:t xml:space="preserve"> (Mencapai O2 50.0% dan memulihkan Red Region).</w:t>
       </w:r>
     </w:p>
     <w:p>
@@ -728,6 +907,11 @@
     </w:p>
     <w:p>
       <w:pPr>
+        <w:spacing w:before="40" w:after="40"/>
+      </w:pPr>
+    </w:p>
+    <w:p>
+      <w:pPr>
         <w:pStyle w:val="Heading2"/>
         <w:spacing w:before="240" w:after="80"/>
       </w:pPr>
@@ -745,7 +929,16 @@
         <w:spacing w:after="80" w:line="276" w:lineRule="auto"/>
       </w:pPr>
       <w:r>
-        <w:t>Berikut adalah dokumentasi alur penuh dari permainan Demo Stage 1 game Life on Land:</w:t>
+        <w:t xml:space="preserve">Berikut adalah dokumentasi alur penuh dari permainan Demo Stage 1 game </w:t>
+      </w:r>
+      <w:r>
+        <w:rPr>
+          <w:i/>
+        </w:rPr>
+        <w:t>Life on Land</w:t>
+      </w:r>
+      <w:r>
+        <w:t>:</w:t>
       </w:r>
     </w:p>
     <w:p>
@@ -764,20 +957,48 @@
     </w:p>
     <w:p>
       <w:pPr>
-        <w:spacing w:after="80" w:line="276" w:lineRule="auto"/>
+        <w:spacing w:before="160" w:after="40"/>
+        <w:jc w:val="center"/>
       </w:pPr>
       <w:r>
-        <w:rPr>
-          <w:rFonts w:ascii="Consolas" w:hAnsi="Consolas"/>
-          <w:color w:val="A02828"/>
-          <w:sz w:val="19"/>
-        </w:rPr>
-        <w:t>[PLACEHOLDER SCREENSHOT: Halaman Main Menu dengan tombol Start Demo, Options, Leaderboard, Achievements, dan Login PlayFab Status Connected]</w:t>
+        <w:drawing>
+          <wp:inline xmlns:a="http://schemas.openxmlformats.org/drawingml/2006/main" xmlns:pic="http://schemas.openxmlformats.org/drawingml/2006/picture">
+            <wp:extent cx="5303520" cy="4391978"/>
+            <wp:docPr id="1" name="Picture 1"/>
+            <wp:cNvGraphicFramePr>
+              <a:graphicFrameLocks noChangeAspect="1"/>
+            </wp:cNvGraphicFramePr>
+            <a:graphic>
+              <a:graphicData uri="http://schemas.openxmlformats.org/drawingml/2006/picture">
+                <pic:pic>
+                  <pic:nvPicPr>
+                    <pic:cNvPr id="0" name="main menu.png"/>
+                    <pic:cNvPicPr/>
+                  </pic:nvPicPr>
+                  <pic:blipFill>
+                    <a:blip r:embed="rId9"/>
+                    <a:stretch>
+                      <a:fillRect/>
+                    </a:stretch>
+                  </pic:blipFill>
+                  <pic:spPr>
+                    <a:xfrm>
+                      <a:off x="0" y="0"/>
+                      <a:ext cx="5303520" cy="4391978"/>
+                    </a:xfrm>
+                    <a:prstGeom prst="rect"/>
+                  </pic:spPr>
+                </pic:pic>
+              </a:graphicData>
+            </a:graphic>
+          </wp:inline>
+        </w:drawing>
       </w:r>
     </w:p>
     <w:p>
       <w:pPr>
-        <w:spacing w:after="80" w:line="276" w:lineRule="auto"/>
+        <w:spacing w:after="160" w:line="276" w:lineRule="auto"/>
+        <w:jc w:val="center"/>
       </w:pPr>
       <w:r>
         <w:rPr>
@@ -805,20 +1026,48 @@
     </w:p>
     <w:p>
       <w:pPr>
-        <w:spacing w:after="80" w:line="276" w:lineRule="auto"/>
+        <w:spacing w:before="160" w:after="40"/>
+        <w:jc w:val="center"/>
       </w:pPr>
       <w:r>
-        <w:rPr>
-          <w:rFonts w:ascii="Consolas" w:hAnsi="Consolas"/>
-          <w:color w:val="A02828"/>
-          <w:sz w:val="19"/>
-        </w:rPr>
-        <w:t>[PLACEHOLDER SCREENSHOT: Antagonis Villain membakar pohon oasis dan melarikan diri, meninggalkan Maliz yang bersedih]</w:t>
+        <w:drawing>
+          <wp:inline xmlns:a="http://schemas.openxmlformats.org/drawingml/2006/main" xmlns:pic="http://schemas.openxmlformats.org/drawingml/2006/picture">
+            <wp:extent cx="5303520" cy="2376199"/>
+            <wp:docPr id="2" name="Picture 2"/>
+            <wp:cNvGraphicFramePr>
+              <a:graphicFrameLocks noChangeAspect="1"/>
+            </wp:cNvGraphicFramePr>
+            <a:graphic>
+              <a:graphicData uri="http://schemas.openxmlformats.org/drawingml/2006/picture">
+                <pic:pic>
+                  <pic:nvPicPr>
+                    <pic:cNvPr id="0" name="viallin_dialogs_2.png"/>
+                    <pic:cNvPicPr/>
+                  </pic:nvPicPr>
+                  <pic:blipFill>
+                    <a:blip r:embed="rId10"/>
+                    <a:stretch>
+                      <a:fillRect/>
+                    </a:stretch>
+                  </pic:blipFill>
+                  <pic:spPr>
+                    <a:xfrm>
+                      <a:off x="0" y="0"/>
+                      <a:ext cx="5303520" cy="2376199"/>
+                    </a:xfrm>
+                    <a:prstGeom prst="rect"/>
+                  </pic:spPr>
+                </pic:pic>
+              </a:graphicData>
+            </a:graphic>
+          </wp:inline>
+        </w:drawing>
       </w:r>
     </w:p>
     <w:p>
       <w:pPr>
-        <w:spacing w:after="80" w:line="276" w:lineRule="auto"/>
+        <w:spacing w:after="160" w:line="276" w:lineRule="auto"/>
+        <w:jc w:val="center"/>
       </w:pPr>
       <w:r>
         <w:rPr>
@@ -846,20 +1095,48 @@
     </w:p>
     <w:p>
       <w:pPr>
-        <w:spacing w:after="80" w:line="276" w:lineRule="auto"/>
+        <w:spacing w:before="160" w:after="40"/>
+        <w:jc w:val="center"/>
       </w:pPr>
       <w:r>
-        <w:rPr>
-          <w:rFonts w:ascii="Consolas" w:hAnsi="Consolas"/>
-          <w:color w:val="A02828"/>
-          <w:sz w:val="19"/>
-        </w:rPr>
-        <w:t>[PLACEHOLDER SCREENSHOT: UI Dialog Box menampilkan Maliz memberikan quest mengambil 10 unit air dari kolam]</w:t>
+        <w:drawing>
+          <wp:inline xmlns:a="http://schemas.openxmlformats.org/drawingml/2006/main" xmlns:pic="http://schemas.openxmlformats.org/drawingml/2006/picture">
+            <wp:extent cx="5303520" cy="2374009"/>
+            <wp:docPr id="3" name="Picture 3"/>
+            <wp:cNvGraphicFramePr>
+              <a:graphicFrameLocks noChangeAspect="1"/>
+            </wp:cNvGraphicFramePr>
+            <a:graphic>
+              <a:graphicData uri="http://schemas.openxmlformats.org/drawingml/2006/picture">
+                <pic:pic>
+                  <pic:nvPicPr>
+                    <pic:cNvPr id="0" name="maliz_dialogs.png"/>
+                    <pic:cNvPicPr/>
+                  </pic:nvPicPr>
+                  <pic:blipFill>
+                    <a:blip r:embed="rId11"/>
+                    <a:stretch>
+                      <a:fillRect/>
+                    </a:stretch>
+                  </pic:blipFill>
+                  <pic:spPr>
+                    <a:xfrm>
+                      <a:off x="0" y="0"/>
+                      <a:ext cx="5303520" cy="2374009"/>
+                    </a:xfrm>
+                    <a:prstGeom prst="rect"/>
+                  </pic:spPr>
+                </pic:pic>
+              </a:graphicData>
+            </a:graphic>
+          </wp:inline>
+        </w:drawing>
       </w:r>
     </w:p>
     <w:p>
       <w:pPr>
-        <w:spacing w:after="80" w:line="276" w:lineRule="auto"/>
+        <w:spacing w:after="160" w:line="276" w:lineRule="auto"/>
+        <w:jc w:val="center"/>
       </w:pPr>
       <w:r>
         <w:rPr>
@@ -887,20 +1164,48 @@
     </w:p>
     <w:p>
       <w:pPr>
-        <w:spacing w:after="80" w:line="276" w:lineRule="auto"/>
+        <w:spacing w:before="160" w:after="40"/>
+        <w:jc w:val="center"/>
       </w:pPr>
       <w:r>
-        <w:rPr>
-          <w:rFonts w:ascii="Consolas" w:hAnsi="Consolas"/>
-          <w:color w:val="A02828"/>
-          <w:sz w:val="19"/>
-        </w:rPr>
-        <w:t>[PLACEHOLDER SCREENSHOT: Umbra mensekop ubin terbakar menjadi dug soil dan menyiramnya menjadi normal clean soil]</w:t>
+        <w:drawing>
+          <wp:inline xmlns:a="http://schemas.openxmlformats.org/drawingml/2006/main" xmlns:pic="http://schemas.openxmlformats.org/drawingml/2006/picture">
+            <wp:extent cx="5303520" cy="3478750"/>
+            <wp:docPr id="4" name="Picture 4"/>
+            <wp:cNvGraphicFramePr>
+              <a:graphicFrameLocks noChangeAspect="1"/>
+            </wp:cNvGraphicFramePr>
+            <a:graphic>
+              <a:graphicData uri="http://schemas.openxmlformats.org/drawingml/2006/picture">
+                <pic:pic>
+                  <pic:nvPicPr>
+                    <pic:cNvPr id="0" name="watered_soil_1.png"/>
+                    <pic:cNvPicPr/>
+                  </pic:nvPicPr>
+                  <pic:blipFill>
+                    <a:blip r:embed="rId12"/>
+                    <a:stretch>
+                      <a:fillRect/>
+                    </a:stretch>
+                  </pic:blipFill>
+                  <pic:spPr>
+                    <a:xfrm>
+                      <a:off x="0" y="0"/>
+                      <a:ext cx="5303520" cy="3478750"/>
+                    </a:xfrm>
+                    <a:prstGeom prst="rect"/>
+                  </pic:spPr>
+                </pic:pic>
+              </a:graphicData>
+            </a:graphic>
+          </wp:inline>
+        </w:drawing>
       </w:r>
     </w:p>
     <w:p>
       <w:pPr>
-        <w:spacing w:after="80" w:line="276" w:lineRule="auto"/>
+        <w:spacing w:after="160" w:line="276" w:lineRule="auto"/>
+        <w:jc w:val="center"/>
       </w:pPr>
       <w:r>
         <w:rPr>
@@ -928,20 +1233,48 @@
     </w:p>
     <w:p>
       <w:pPr>
-        <w:spacing w:after="80" w:line="276" w:lineRule="auto"/>
+        <w:spacing w:before="160" w:after="40"/>
+        <w:jc w:val="center"/>
       </w:pPr>
       <w:r>
-        <w:rPr>
-          <w:rFonts w:ascii="Consolas" w:hAnsi="Consolas"/>
-          <w:color w:val="A02828"/>
-          <w:sz w:val="19"/>
-        </w:rPr>
-        <w:t>[PLACEHOLDER SCREENSHOT: Semak Gurun tumbuh dari fase Sprout menjadi Mature, dan indikator O2 pada HUD naik drastis]</w:t>
+        <w:drawing>
+          <wp:inline xmlns:a="http://schemas.openxmlformats.org/drawingml/2006/main" xmlns:pic="http://schemas.openxmlformats.org/drawingml/2006/picture">
+            <wp:extent cx="5303520" cy="2257523"/>
+            <wp:docPr id="5" name="Picture 5"/>
+            <wp:cNvGraphicFramePr>
+              <a:graphicFrameLocks noChangeAspect="1"/>
+            </wp:cNvGraphicFramePr>
+            <a:graphic>
+              <a:graphicData uri="http://schemas.openxmlformats.org/drawingml/2006/picture">
+                <pic:pic>
+                  <pic:nvPicPr>
+                    <pic:cNvPr id="0" name="grown_trees.png"/>
+                    <pic:cNvPicPr/>
+                  </pic:nvPicPr>
+                  <pic:blipFill>
+                    <a:blip r:embed="rId13"/>
+                    <a:stretch>
+                      <a:fillRect/>
+                    </a:stretch>
+                  </pic:blipFill>
+                  <pic:spPr>
+                    <a:xfrm>
+                      <a:off x="0" y="0"/>
+                      <a:ext cx="5303520" cy="2257523"/>
+                    </a:xfrm>
+                    <a:prstGeom prst="rect"/>
+                  </pic:spPr>
+                </pic:pic>
+              </a:graphicData>
+            </a:graphic>
+          </wp:inline>
+        </w:drawing>
       </w:r>
     </w:p>
     <w:p>
       <w:pPr>
-        <w:spacing w:after="80" w:line="276" w:lineRule="auto"/>
+        <w:spacing w:after="160" w:line="276" w:lineRule="auto"/>
+        <w:jc w:val="center"/>
       </w:pPr>
       <w:r>
         <w:rPr>
@@ -969,20 +1302,48 @@
     </w:p>
     <w:p>
       <w:pPr>
-        <w:spacing w:after="80" w:line="276" w:lineRule="auto"/>
+        <w:spacing w:before="160" w:after="40"/>
+        <w:jc w:val="center"/>
       </w:pPr>
       <w:r>
-        <w:rPr>
-          <w:rFonts w:ascii="Consolas" w:hAnsi="Consolas"/>
-          <w:color w:val="A02828"/>
-          <w:sz w:val="19"/>
-        </w:rPr>
-        <w:t>[PLACEHOLDER SCREENSHOT: Tampilan Layar STAGE 1 CLEARED, shader lingkungan menjadi hijau segar, dan Popup Leaderboard PlayFab]</w:t>
+        <w:drawing>
+          <wp:inline xmlns:a="http://schemas.openxmlformats.org/drawingml/2006/main" xmlns:pic="http://schemas.openxmlformats.org/drawingml/2006/picture">
+            <wp:extent cx="5303520" cy="2244019"/>
+            <wp:docPr id="6" name="Picture 6"/>
+            <wp:cNvGraphicFramePr>
+              <a:graphicFrameLocks noChangeAspect="1"/>
+            </wp:cNvGraphicFramePr>
+            <a:graphic>
+              <a:graphicData uri="http://schemas.openxmlformats.org/drawingml/2006/picture">
+                <pic:pic>
+                  <pic:nvPicPr>
+                    <pic:cNvPr id="0" name="stage_complete.png"/>
+                    <pic:cNvPicPr/>
+                  </pic:nvPicPr>
+                  <pic:blipFill>
+                    <a:blip r:embed="rId14"/>
+                    <a:stretch>
+                      <a:fillRect/>
+                    </a:stretch>
+                  </pic:blipFill>
+                  <pic:spPr>
+                    <a:xfrm>
+                      <a:off x="0" y="0"/>
+                      <a:ext cx="5303520" cy="2244019"/>
+                    </a:xfrm>
+                    <a:prstGeom prst="rect"/>
+                  </pic:spPr>
+                </pic:pic>
+              </a:graphicData>
+            </a:graphic>
+          </wp:inline>
+        </w:drawing>
       </w:r>
     </w:p>
     <w:p>
       <w:pPr>
-        <w:spacing w:after="80" w:line="276" w:lineRule="auto"/>
+        <w:spacing w:after="160" w:line="276" w:lineRule="auto"/>
+        <w:jc w:val="center"/>
       </w:pPr>
       <w:r>
         <w:rPr>
@@ -993,6 +1354,11 @@
       <w:r>
         <w:t xml:space="preserve"> Tampilan akhir kemenangan versi demo dan pencatatan skor waktu ke leaderboard cloud PlayFab.</w:t>
       </w:r>
+    </w:p>
+    <w:p>
+      <w:pPr>
+        <w:spacing w:before="40" w:after="40"/>
+      </w:pPr>
     </w:p>
     <w:p>
       <w:pPr>
@@ -1013,7 +1379,16 @@
         <w:spacing w:after="80" w:line="276" w:lineRule="auto"/>
       </w:pPr>
       <w:r>
-        <w:t>Pengembangan aplikasi game Life on Land (Versi Demo Stage 1) telah rampung 100% sesuai dengan target spesifikasi demo. Game berhasil menyajikan gameplay simulator restorasi ekosistem yang solid, mengintegrasikan fitur purifikasi tanah 2 tahap, FSM tanaman, dynamic shader, quest Maliz, serta konektivitas backend PlayFab secara sempurna.</w:t>
+        <w:t xml:space="preserve">Pengembangan aplikasi game </w:t>
+      </w:r>
+      <w:r>
+        <w:rPr>
+          <w:i/>
+        </w:rPr>
+        <w:t>Life on Land</w:t>
+      </w:r>
+      <w:r>
+        <w:t xml:space="preserve"> (Versi Demo Stage 1) telah rampung 100% sesuai dengan target spesifikasi demo. Pengujian Usability Alpha (SUS) menghasilkan skor rata-rata 63.45 (Grade D / OK). Game berhasil menyajikan gameplay simulator restorasi ekosistem yang solid, mengintegrasikan fitur purifikasi tanah 2 tahap, FSM tanaman, dynamic shader, quest Maliz, serta konektivitas backend PlayFab secara sempurna.</w:t>
       </w:r>
     </w:p>
     <w:sectPr>
